--- a/docs/protocol/files/20261017_O1_Pilot-Design-Report_v0.5.docx
+++ b/docs/protocol/files/20261017_O1_Pilot-Design-Report_v0.5.docx
@@ -120,6 +120,7 @@
           <w:sz w:val="20"/>
           <w:szCs w:val="20"/>
         </w:rPr>
+        <w:t xml:space="preserve"> Correction (17 October 2026): an erroneous conflict-of-interest statement and the related double audit rate for UNICEF cases were removed. The human audit rate is the same for every portfolio.</w:t>
       </w:r>
     </w:p>
     <w:p>
@@ -18663,21 +18664,19 @@
           <w:sz w:val="20"/>
           <w:szCs w:val="20"/>
         </w:rPr>
-        <w:t xml:space="preserve"> Michael Cooper has previously worked with the UNICEF Venture Fund.</w:t>
+        <w:t xml:space="preserve"> None declared. The human audit rate is the same for every portfolio, as set out in Section 8.4.</w:t>
       </w:r>
       <w:r>
         <w:rPr>
           <w:rStyle w:val="FootnoteReference"/>
         </w:rPr>
-        <w:footnoteReference w:id="60"/>
-      </w:r>
-      <w:r>
-        <w:rPr>
-          <w:rFonts w:ascii="Calibri" w:cs="Calibri" w:eastAsia="Calibri" w:hAnsi="Calibri"/>
-          <w:sz w:val="20"/>
-          <w:szCs w:val="20"/>
-        </w:rPr>
-        <w:t xml:space="preserve"> This is declared. As a mitigation, all UNICEF cases are included in the human audit pool at twice the base rate.</w:t>
+      </w:r>
+      <w:r>
+        <w:rPr>
+          <w:rFonts w:ascii="Calibri" w:cs="Calibri" w:eastAsia="Calibri" w:hAnsi="Calibri"/>
+          <w:sz w:val="20"/>
+          <w:szCs w:val="20"/>
+        </w:rPr>
       </w:r>
     </w:p>
     <w:p>

--- a/docs/protocol/files/20261017_O1_Pilot-Design-Report_v0.5.docx
+++ b/docs/protocol/files/20261017_O1_Pilot-Design-Report_v0.5.docx
@@ -26889,7 +26889,7 @@
           <w:sz w:val="17"/>
           <w:szCs w:val="17"/>
         </w:rPr>
-        <w:t xml:space="preserve">Metagov, Purpose and Use Memo: Blockchain for Impact Funding Evidence Map (final draft, October 2026). Internal document held in the project Google Drive.</w:t>
+        <w:t xml:space="preserve">Metagov, Purpose and Use Memo: Blockchain for Impact Funding Evidence Map (final draft, October 2026). Public: https://github.com/mikemetagov/bfi-evidence-map-pilot/blob/main/docs/outputs/01_Design/gsr_purpose_and_pilot_summary/20261009_Purpose-and-Use-Memo_final-draft.pdf</w:t>
       </w:r>
     </w:p>
     <w:p>
@@ -28146,7 +28146,7 @@
           <w:sz w:val="16"/>
           <w:szCs w:val="16"/>
         </w:rPr>
-        <w:t xml:space="preserve">Metagov, Purpose and Use Memo: Blockchain for Impact Funding Evidence Map (final draft, October 2026). Internal document held in the project Google Drive.</w:t>
+        <w:t xml:space="preserve">Metagov, Purpose and Use Memo: Blockchain for Impact Funding Evidence Map (final draft, October 2026). Public: https://github.com/mikemetagov/bfi-evidence-map-pilot/blob/main/docs/outputs/01_Design/gsr_purpose_and_pilot_summary/20261009_Purpose-and-Use-Memo_final-draft.pdf</w:t>
       </w:r>
     </w:p>
   </w:footnote>
@@ -28222,7 +28222,7 @@
           <w:sz w:val="16"/>
           <w:szCs w:val="16"/>
         </w:rPr>
-        <w:t xml:space="preserve">Metagov, Purpose and Use Memo: Blockchain for Impact Funding Evidence Map (final draft, October 2026). Internal document held in the project Google Drive.</w:t>
+        <w:t xml:space="preserve">Metagov, Purpose and Use Memo: Blockchain for Impact Funding Evidence Map (final draft, October 2026). Public: https://github.com/mikemetagov/bfi-evidence-map-pilot/blob/main/docs/outputs/01_Design/gsr_purpose_and_pilot_summary/20261009_Purpose-and-Use-Memo_final-draft.pdf</w:t>
       </w:r>
     </w:p>
   </w:footnote>
@@ -28240,7 +28240,7 @@
           <w:sz w:val="16"/>
           <w:szCs w:val="16"/>
         </w:rPr>
-        <w:t xml:space="preserve">Metagov, Purpose and Use Memo: Blockchain for Impact Funding Evidence Map (final draft, October 2026). Internal document held in the project Google Drive.</w:t>
+        <w:t xml:space="preserve">Metagov, Purpose and Use Memo: Blockchain for Impact Funding Evidence Map (final draft, October 2026). Public: https://github.com/mikemetagov/bfi-evidence-map-pilot/blob/main/docs/outputs/01_Design/gsr_purpose_and_pilot_summary/20261009_Purpose-and-Use-Memo_final-draft.pdf</w:t>
       </w:r>
     </w:p>
   </w:footnote>
@@ -28606,7 +28606,7 @@
           <w:sz w:val="16"/>
           <w:szCs w:val="16"/>
         </w:rPr>
-        <w:t xml:space="preserve">Metagov, Purpose and Use Memo: Blockchain for Impact Funding Evidence Map (final draft, October 2026). Internal document held in the project Google Drive.</w:t>
+        <w:t xml:space="preserve">Metagov, Purpose and Use Memo: Blockchain for Impact Funding Evidence Map (final draft, October 2026). Public: https://github.com/mikemetagov/bfi-evidence-map-pilot/blob/main/docs/outputs/01_Design/gsr_purpose_and_pilot_summary/20261009_Purpose-and-Use-Memo_final-draft.pdf</w:t>
       </w:r>
     </w:p>
   </w:footnote>
@@ -28856,7 +28856,7 @@
           <w:sz w:val="16"/>
           <w:szCs w:val="16"/>
         </w:rPr>
-        <w:t xml:space="preserve">Metagov, Purpose and Use Memo: Blockchain for Impact Funding Evidence Map (final draft, October 2026). Internal document held in the project Google Drive.</w:t>
+        <w:t xml:space="preserve">Metagov, Purpose and Use Memo: Blockchain for Impact Funding Evidence Map (final draft, October 2026). Public: https://github.com/mikemetagov/bfi-evidence-map-pilot/blob/main/docs/outputs/01_Design/gsr_purpose_and_pilot_summary/20261009_Purpose-and-Use-Memo_final-draft.pdf</w:t>
       </w:r>
     </w:p>
   </w:footnote>
@@ -28874,7 +28874,7 @@
           <w:sz w:val="16"/>
           <w:szCs w:val="16"/>
         </w:rPr>
-        <w:t xml:space="preserve">Metagov, Purpose and Use Memo: Blockchain for Impact Funding Evidence Map (final draft, October 2026). Internal document held in the project Google Drive.</w:t>
+        <w:t xml:space="preserve">Metagov, Purpose and Use Memo: Blockchain for Impact Funding Evidence Map (final draft, October 2026). Public: https://github.com/mikemetagov/bfi-evidence-map-pilot/blob/main/docs/outputs/01_Design/gsr_purpose_and_pilot_summary/20261009_Purpose-and-Use-Memo_final-draft.pdf</w:t>
       </w:r>
     </w:p>
   </w:footnote>
@@ -28892,7 +28892,7 @@
           <w:sz w:val="16"/>
           <w:szCs w:val="16"/>
         </w:rPr>
-        <w:t xml:space="preserve">Metagov, Purpose and Use Memo: Blockchain for Impact Funding Evidence Map (final draft, October 2026). Internal document held in the project Google Drive.</w:t>
+        <w:t xml:space="preserve">Metagov, Purpose and Use Memo: Blockchain for Impact Funding Evidence Map (final draft, October 2026). Public: https://github.com/mikemetagov/bfi-evidence-map-pilot/blob/main/docs/outputs/01_Design/gsr_purpose_and_pilot_summary/20261009_Purpose-and-Use-Memo_final-draft.pdf</w:t>
       </w:r>
     </w:p>
   </w:footnote>
@@ -29229,7 +29229,7 @@
           <w:sz w:val="16"/>
           <w:szCs w:val="16"/>
         </w:rPr>
-        <w:t xml:space="preserve">Metagov, Purpose and Use Memo: Blockchain for Impact Funding Evidence Map (final draft, October 2026). Internal document held in the project Google Drive.</w:t>
+        <w:t xml:space="preserve">Metagov, Purpose and Use Memo: Blockchain for Impact Funding Evidence Map (final draft, October 2026). Public: https://github.com/mikemetagov/bfi-evidence-map-pilot/blob/main/docs/outputs/01_Design/gsr_purpose_and_pilot_summary/20261009_Purpose-and-Use-Memo_final-draft.pdf</w:t>
       </w:r>
     </w:p>
   </w:footnote>
@@ -29276,7 +29276,7 @@
           <w:sz w:val="16"/>
           <w:szCs w:val="16"/>
         </w:rPr>
-        <w:t xml:space="preserve">Metagov, Purpose and Use Memo: Blockchain for Impact Funding Evidence Map (final draft, October 2026). Internal document held in the project Google Drive.</w:t>
+        <w:t xml:space="preserve">Metagov, Purpose and Use Memo: Blockchain for Impact Funding Evidence Map (final draft, October 2026). Public: https://github.com/mikemetagov/bfi-evidence-map-pilot/blob/main/docs/outputs/01_Design/gsr_purpose_and_pilot_summary/20261009_Purpose-and-Use-Memo_final-draft.pdf</w:t>
       </w:r>
     </w:p>
   </w:footnote>
@@ -29294,7 +29294,7 @@
           <w:sz w:val="16"/>
           <w:szCs w:val="16"/>
         </w:rPr>
-        <w:t xml:space="preserve">Metagov, Purpose and Use Memo: Blockchain for Impact Funding Evidence Map (final draft, October 2026). Internal document held in the project Google Drive.</w:t>
+        <w:t xml:space="preserve">Metagov, Purpose and Use Memo: Blockchain for Impact Funding Evidence Map (final draft, October 2026). Public: https://github.com/mikemetagov/bfi-evidence-map-pilot/blob/main/docs/outputs/01_Design/gsr_purpose_and_pilot_summary/20261009_Purpose-and-Use-Memo_final-draft.pdf</w:t>
       </w:r>
     </w:p>
   </w:footnote>
@@ -29312,7 +29312,7 @@
           <w:sz w:val="16"/>
           <w:szCs w:val="16"/>
         </w:rPr>
-        <w:t xml:space="preserve">Metagov, Purpose and Use Memo: Blockchain for Impact Funding Evidence Map (final draft, October 2026). Internal document held in the project Google Drive.</w:t>
+        <w:t xml:space="preserve">Metagov, Purpose and Use Memo: Blockchain for Impact Funding Evidence Map (final draft, October 2026). Public: https://github.com/mikemetagov/bfi-evidence-map-pilot/blob/main/docs/outputs/01_Design/gsr_purpose_and_pilot_summary/20261009_Purpose-and-Use-Memo_final-draft.pdf</w:t>
       </w:r>
     </w:p>
   </w:footnote>
@@ -29533,7 +29533,7 @@
           <w:sz w:val="16"/>
           <w:szCs w:val="16"/>
         </w:rPr>
-        <w:t xml:space="preserve">Metagov, Purpose and Use Memo: Blockchain for Impact Funding Evidence Map (final draft, October 2026). Internal document held in the project Google Drive.</w:t>
+        <w:t xml:space="preserve">Metagov, Purpose and Use Memo: Blockchain for Impact Funding Evidence Map (final draft, October 2026). Public: https://github.com/mikemetagov/bfi-evidence-map-pilot/blob/main/docs/outputs/01_Design/gsr_purpose_and_pilot_summary/20261009_Purpose-and-Use-Memo_final-draft.pdf</w:t>
       </w:r>
     </w:p>
   </w:footnote>
@@ -29609,7 +29609,7 @@
           <w:sz w:val="16"/>
           <w:szCs w:val="16"/>
         </w:rPr>
-        <w:t xml:space="preserve">Metagov, Purpose and Use Memo: Blockchain for Impact Funding Evidence Map (final draft, October 2026). Internal document held in the project Google Drive.</w:t>
+        <w:t xml:space="preserve">Metagov, Purpose and Use Memo: Blockchain for Impact Funding Evidence Map (final draft, October 2026). Public: https://github.com/mikemetagov/bfi-evidence-map-pilot/blob/main/docs/outputs/01_Design/gsr_purpose_and_pilot_summary/20261009_Purpose-and-Use-Memo_final-draft.pdf</w:t>
       </w:r>
     </w:p>
   </w:footnote>
@@ -29627,7 +29627,7 @@
           <w:sz w:val="16"/>
           <w:szCs w:val="16"/>
         </w:rPr>
-        <w:t xml:space="preserve">Metagov, Purpose and Use Memo: Blockchain for Impact Funding Evidence Map (final draft, October 2026). Internal document held in the project Google Drive.</w:t>
+        <w:t xml:space="preserve">Metagov, Purpose and Use Memo: Blockchain for Impact Funding Evidence Map (final draft, October 2026). Public: https://github.com/mikemetagov/bfi-evidence-map-pilot/blob/main/docs/outputs/01_Design/gsr_purpose_and_pilot_summary/20261009_Purpose-and-Use-Memo_final-draft.pdf</w:t>
       </w:r>
     </w:p>
   </w:footnote>
@@ -29645,7 +29645,7 @@
           <w:sz w:val="16"/>
           <w:szCs w:val="16"/>
         </w:rPr>
-        <w:t xml:space="preserve">Metagov, Purpose and Use Memo: Blockchain for Impact Funding Evidence Map (final draft, October 2026). Internal document held in the project Google Drive.</w:t>
+        <w:t xml:space="preserve">Metagov, Purpose and Use Memo: Blockchain for Impact Funding Evidence Map (final draft, October 2026). Public: https://github.com/mikemetagov/bfi-evidence-map-pilot/blob/main/docs/outputs/01_Design/gsr_purpose_and_pilot_summary/20261009_Purpose-and-Use-Memo_final-draft.pdf</w:t>
       </w:r>
     </w:p>
   </w:footnote>
@@ -29663,7 +29663,7 @@
           <w:sz w:val="16"/>
           <w:szCs w:val="16"/>
         </w:rPr>
-        <w:t xml:space="preserve">Metagov, Purpose and Use Memo: Blockchain for Impact Funding Evidence Map (final draft, October 2026). Internal document held in the project Google Drive.</w:t>
+        <w:t xml:space="preserve">Metagov, Purpose and Use Memo: Blockchain for Impact Funding Evidence Map (final draft, October 2026). Public: https://github.com/mikemetagov/bfi-evidence-map-pilot/blob/main/docs/outputs/01_Design/gsr_purpose_and_pilot_summary/20261009_Purpose-and-Use-Memo_final-draft.pdf</w:t>
       </w:r>
     </w:p>
   </w:footnote>

--- a/docs/protocol/files/20261017_O1_Pilot-Design-Report_v0.5.docx
+++ b/docs/protocol/files/20261017_O1_Pilot-Design-Report_v0.5.docx
@@ -531,7 +531,7 @@
           <w:sz w:val="20"/>
           <w:szCs w:val="20"/>
         </w:rPr>
-        <w:t xml:space="preserve"> the decision rule from the Purpose and Use Memo is applied unchanged. The full map proceeds if at least four of the five threshold metrics are met and the method fixes do not require redesigning the taxonomy or the evidence scale. GSR has final authority.</w:t>
+        <w:t xml:space="preserve"> the decision rule from the Purpose and Use Memo is applied, as amended on 19 October 2026 with GSR's approval, when the effort-per-case metric was removed. The full map proceeds if at least three of the four threshold metrics are met and the method fixes do not require redesigning the taxonomy or the evidence scale. GSR has final authority.</w:t>
       </w:r>
       <w:r>
         <w:rPr>
@@ -612,7 +612,7 @@
           <w:sz w:val="20"/>
           <w:szCs w:val="20"/>
         </w:rPr>
-        <w:t xml:space="preserve">The pilot gives a first answer to all seven draft research questions in the Purpose and Use Memo. It also answers five method questions tied to the memo’s pilot metrics.</w:t>
+        <w:t xml:space="preserve">The pilot gives a first answer to all seven draft research questions in the Purpose and Use Memo. It also answers four method questions tied to the memo’s pilot metrics.</w:t>
       </w:r>
     </w:p>
     <w:tbl>
@@ -1743,107 +1743,6 @@
                 <w:szCs w:val="17"/>
               </w:rPr>
               <w:t xml:space="preserve">Post-pilot status confirmed (metric 4)</w:t>
-            </w:r>
-          </w:p>
-        </w:tc>
-      </w:tr>
-      <w:tr>
-        <w:trPr>
-          <w:cantSplit/>
-        </w:trPr>
-        <w:tc>
-          <w:tcPr>
-            <w:tcW w:type="dxa" w:w="1000"/>
-            <w:tcBorders>
-              <w:top w:val="single" w:color="C9C6BF" w:sz="2"/>
-              <w:left w:val="single" w:color="C9C6BF" w:sz="2"/>
-              <w:bottom w:val="single" w:color="C9C6BF" w:sz="2"/>
-              <w:right w:val="single" w:color="C9C6BF" w:sz="2"/>
-            </w:tcBorders>
-            <w:tcMar>
-              <w:top w:type="dxa" w:w="50"/>
-              <w:left w:type="dxa" w:w="80"/>
-              <w:bottom w:type="dxa" w:w="50"/>
-              <w:right w:type="dxa" w:w="80"/>
-            </w:tcMar>
-          </w:tcPr>
-          <w:p>
-            <w:pPr>
-              <w:spacing w:after="20" w:line="240"/>
-            </w:pPr>
-            <w:r>
-              <w:rPr>
-                <w:rFonts w:ascii="Calibri" w:cs="Calibri" w:eastAsia="Calibri" w:hAnsi="Calibri"/>
-                <w:b w:val="false"/>
-                <w:bCs w:val="false"/>
-                <w:sz w:val="17"/>
-                <w:szCs w:val="17"/>
-              </w:rPr>
-              <w:t xml:space="preserve">M5</w:t>
-            </w:r>
-          </w:p>
-        </w:tc>
-        <w:tc>
-          <w:tcPr>
-            <w:tcW w:type="dxa" w:w="4300"/>
-            <w:tcBorders>
-              <w:top w:val="single" w:color="C9C6BF" w:sz="2"/>
-              <w:left w:val="single" w:color="C9C6BF" w:sz="2"/>
-              <w:bottom w:val="single" w:color="C9C6BF" w:sz="2"/>
-              <w:right w:val="single" w:color="C9C6BF" w:sz="2"/>
-            </w:tcBorders>
-            <w:tcMar>
-              <w:top w:type="dxa" w:w="50"/>
-              <w:left w:type="dxa" w:w="80"/>
-              <w:bottom w:type="dxa" w:w="50"/>
-              <w:right w:type="dxa" w:w="80"/>
-            </w:tcMar>
-          </w:tcPr>
-          <w:p>
-            <w:pPr>
-              <w:spacing w:after="20" w:line="240"/>
-            </w:pPr>
-            <w:r>
-              <w:rPr>
-                <w:rFonts w:ascii="Calibri" w:cs="Calibri" w:eastAsia="Calibri" w:hAnsi="Calibri"/>
-                <w:b w:val="false"/>
-                <w:bCs w:val="false"/>
-                <w:sz w:val="17"/>
-                <w:szCs w:val="17"/>
-              </w:rPr>
-              <w:t xml:space="preserve">Is the full exercise affordable?</w:t>
-            </w:r>
-          </w:p>
-        </w:tc>
-        <w:tc>
-          <w:tcPr>
-            <w:tcW w:type="dxa" w:w="4060"/>
-            <w:tcBorders>
-              <w:top w:val="single" w:color="C9C6BF" w:sz="2"/>
-              <w:left w:val="single" w:color="C9C6BF" w:sz="2"/>
-              <w:bottom w:val="single" w:color="C9C6BF" w:sz="2"/>
-              <w:right w:val="single" w:color="C9C6BF" w:sz="2"/>
-            </w:tcBorders>
-            <w:tcMar>
-              <w:top w:type="dxa" w:w="50"/>
-              <w:left w:type="dxa" w:w="80"/>
-              <w:bottom w:type="dxa" w:w="50"/>
-              <w:right w:type="dxa" w:w="80"/>
-            </w:tcMar>
-          </w:tcPr>
-          <w:p>
-            <w:pPr>
-              <w:spacing w:after="20" w:line="240"/>
-            </w:pPr>
-            <w:r>
-              <w:rPr>
-                <w:rFonts w:ascii="Calibri" w:cs="Calibri" w:eastAsia="Calibri" w:hAnsi="Calibri"/>
-                <w:b w:val="false"/>
-                <w:bCs w:val="false"/>
-                <w:sz w:val="17"/>
-                <w:szCs w:val="17"/>
-              </w:rPr>
-              <w:t xml:space="preserve">Effort per case (metric 5)</w:t>
             </w:r>
           </w:p>
         </w:tc>
@@ -4479,7 +4378,7 @@
           <w:sz w:val="20"/>
           <w:szCs w:val="20"/>
         </w:rPr>
-        <w:t xml:space="preserve">Each use case is coded along a simple results chain: blockchain function → implementation model → outputs and usage → operational outcomes (cost, speed, transparency) → social outcomes (resilience, access, sector outcomes) → impact against a counterfactual. Coding also follows a deployment path: pilot → extended pilot → scaled, handed over or discontinued. The evidence scale shows how far along the results chain the evidence reaches. Deployment status shows how far along the deployment path the use case actually travelled. The pilot compares the two (metric 6).</w:t>
+        <w:t xml:space="preserve">Each use case is coded along a simple results chain: blockchain function → implementation model → outputs and usage → operational outcomes (cost, speed, transparency) → social outcomes (resilience, access, sector outcomes) → impact against a counterfactual. Coding also follows a deployment path: pilot → extended pilot → scaled, handed over or discontinued. The evidence scale shows how far along the results chain the evidence reaches. Deployment status shows how far along the deployment path the use case actually travelled. The pilot compares the two (metric 5).</w:t>
       </w:r>
     </w:p>
     <w:p>
@@ -6615,7 +6514,7 @@
           <w:sz w:val="20"/>
           <w:szCs w:val="20"/>
         </w:rPr>
-        <w:t xml:space="preserve">The pilot’s aim is to stress-test the taxonomy, so maximum variation matters more than statistical representativeness. Purposive strata provide that variation. Random draws within strata stop “good story” cases being chosen by hand. A failure quota counters positive publication bias and makes metric 6 (does evidence grade predict scaling?) possible.</w:t>
+        <w:t xml:space="preserve">The pilot’s aim is to stress-test the taxonomy, so maximum variation matters more than statistical representativeness. Purposive strata provide that variation. Random draws within strata stop “good story” cases being chosen by hand. A failure quota counters positive publication bias and makes metric 5 (does evidence grade predict scaling?) possible.</w:t>
       </w:r>
     </w:p>
     <w:p>
@@ -6654,7 +6553,7 @@
           <w:sz w:val="20"/>
           <w:szCs w:val="20"/>
         </w:rPr>
-        <w:t xml:space="preserve"> It is enough to find taxonomy failures and estimate effort per case. It is not enough to estimate agreement precisely. With 30 cases, a kappa confidence interval can be about ±0.15 to ±0.20 wide, so agreement is reported as a first reading with its interval, and judged with that uncertainty in mind.</w:t>
+        <w:t xml:space="preserve"> It is enough to find taxonomy failures. It is not enough to estimate agreement precisely. With 30 cases, a kappa confidence interval can be about ±0.15 to ±0.20 wide, so agreement is reported as a first reading with its interval, and judged with that uncertainty in mind.</w:t>
       </w:r>
     </w:p>
     <w:p>
@@ -9586,7 +9485,7 @@
                 <w:sz w:val="17"/>
                 <w:szCs w:val="17"/>
               </w:rPr>
-              <w:t xml:space="preserve">Metric 7: did headline claims hold up?</w:t>
+              <w:t xml:space="preserve">Metric 6: did headline claims hold up?</w:t>
             </w:r>
           </w:p>
         </w:tc>
@@ -12055,7 +11954,7 @@
                 <w:sz w:val="17"/>
                 <w:szCs w:val="17"/>
               </w:rPr>
-              <w:t xml:space="preserve">5. Effort per case</w:t>
+              <w:t xml:space="preserve">5. Evidence grade and scaling</w:t>
             </w:r>
           </w:p>
         </w:tc>
@@ -12087,7 +11986,7 @@
                 <w:sz w:val="17"/>
                 <w:szCs w:val="17"/>
               </w:rPr>
-              <w:t xml:space="preserve">Logged human time plus processing time per case, averaged</w:t>
+              <w:t xml:space="preserve">Cross-tabulation of headline level by status; Spearman correlation and Fisher’s exact test, descriptive only</w:t>
             </w:r>
           </w:p>
         </w:tc>
@@ -12119,7 +12018,7 @@
                 <w:sz w:val="17"/>
                 <w:szCs w:val="17"/>
               </w:rPr>
-              <w:t xml:space="preserve">Memo threshold: 2 hours or less</w:t>
+              <w:t xml:space="preserve">First read, not pass/fail</w:t>
             </w:r>
           </w:p>
         </w:tc>
@@ -12156,108 +12055,7 @@
                 <w:sz w:val="17"/>
                 <w:szCs w:val="17"/>
               </w:rPr>
-              <w:t xml:space="preserve">6. Evidence grade and scaling</w:t>
-            </w:r>
-          </w:p>
-        </w:tc>
-        <w:tc>
-          <w:tcPr>
-            <w:tcW w:type="dxa" w:w="4760"/>
-            <w:tcBorders>
-              <w:top w:val="single" w:color="C9C6BF" w:sz="2"/>
-              <w:left w:val="single" w:color="C9C6BF" w:sz="2"/>
-              <w:bottom w:val="single" w:color="C9C6BF" w:sz="2"/>
-              <w:right w:val="single" w:color="C9C6BF" w:sz="2"/>
-            </w:tcBorders>
-            <w:tcMar>
-              <w:top w:type="dxa" w:w="50"/>
-              <w:left w:type="dxa" w:w="80"/>
-              <w:bottom w:type="dxa" w:w="50"/>
-              <w:right w:type="dxa" w:w="80"/>
-            </w:tcMar>
-          </w:tcPr>
-          <w:p>
-            <w:pPr>
-              <w:spacing w:after="20" w:line="240"/>
-            </w:pPr>
-            <w:r>
-              <w:rPr>
-                <w:rFonts w:ascii="Calibri" w:cs="Calibri" w:eastAsia="Calibri" w:hAnsi="Calibri"/>
-                <w:b w:val="false"/>
-                <w:bCs w:val="false"/>
-                <w:sz w:val="17"/>
-                <w:szCs w:val="17"/>
-              </w:rPr>
-              <w:t xml:space="preserve">Cross-tabulation of headline level by status; Spearman correlation and Fisher’s exact test, descriptive only</w:t>
-            </w:r>
-          </w:p>
-        </w:tc>
-        <w:tc>
-          <w:tcPr>
-            <w:tcW w:type="dxa" w:w="2000"/>
-            <w:tcBorders>
-              <w:top w:val="single" w:color="C9C6BF" w:sz="2"/>
-              <w:left w:val="single" w:color="C9C6BF" w:sz="2"/>
-              <w:bottom w:val="single" w:color="C9C6BF" w:sz="2"/>
-              <w:right w:val="single" w:color="C9C6BF" w:sz="2"/>
-            </w:tcBorders>
-            <w:tcMar>
-              <w:top w:type="dxa" w:w="50"/>
-              <w:left w:type="dxa" w:w="80"/>
-              <w:bottom w:type="dxa" w:w="50"/>
-              <w:right w:type="dxa" w:w="80"/>
-            </w:tcMar>
-          </w:tcPr>
-          <w:p>
-            <w:pPr>
-              <w:spacing w:after="20" w:line="240"/>
-            </w:pPr>
-            <w:r>
-              <w:rPr>
-                <w:rFonts w:ascii="Calibri" w:cs="Calibri" w:eastAsia="Calibri" w:hAnsi="Calibri"/>
-                <w:b w:val="false"/>
-                <w:bCs w:val="false"/>
-                <w:sz w:val="17"/>
-                <w:szCs w:val="17"/>
-              </w:rPr>
-              <w:t xml:space="preserve">First read, not pass/fail</w:t>
-            </w:r>
-          </w:p>
-        </w:tc>
-      </w:tr>
-      <w:tr>
-        <w:trPr>
-          <w:cantSplit/>
-        </w:trPr>
-        <w:tc>
-          <w:tcPr>
-            <w:tcW w:type="dxa" w:w="2600"/>
-            <w:tcBorders>
-              <w:top w:val="single" w:color="C9C6BF" w:sz="2"/>
-              <w:left w:val="single" w:color="C9C6BF" w:sz="2"/>
-              <w:bottom w:val="single" w:color="C9C6BF" w:sz="2"/>
-              <w:right w:val="single" w:color="C9C6BF" w:sz="2"/>
-            </w:tcBorders>
-            <w:tcMar>
-              <w:top w:type="dxa" w:w="50"/>
-              <w:left w:type="dxa" w:w="80"/>
-              <w:bottom w:type="dxa" w:w="50"/>
-              <w:right w:type="dxa" w:w="80"/>
-            </w:tcMar>
-          </w:tcPr>
-          <w:p>
-            <w:pPr>
-              <w:spacing w:after="20" w:line="240"/>
-            </w:pPr>
-            <w:r>
-              <w:rPr>
-                <w:rFonts w:ascii="Calibri" w:cs="Calibri" w:eastAsia="Calibri" w:hAnsi="Calibri"/>
-                <w:b w:val="false"/>
-                <w:bCs w:val="false"/>
-                <w:sz w:val="17"/>
-                <w:szCs w:val="17"/>
-              </w:rPr>
-              <w:t xml:space="preserve">7. Claims that held up</w:t>
+              <w:t xml:space="preserve">6. Claims that held up</w:t>
             </w:r>
           </w:p>
         </w:tc>
@@ -12339,15 +12137,15 @@
           <w:sz w:val="20"/>
           <w:szCs w:val="20"/>
         </w:rPr>
-        <w:t xml:space="preserve">Decision rule (unchanged from the memo):</w:t>
-      </w:r>
-      <w:r>
-        <w:rPr>
-          <w:rFonts w:ascii="Calibri" w:cs="Calibri" w:eastAsia="Calibri" w:hAnsi="Calibri"/>
-          <w:sz w:val="20"/>
-          <w:szCs w:val="20"/>
-        </w:rPr>
-        <w:t xml:space="preserve"> the full map proceeds if at least four of metrics 1–5 are met and the Week 3 method fixes need no redesign of the taxonomy or evidence scale. GSR has final authority.</w:t>
+        <w:t xml:space="preserve">Decision rule (from the memo, as amended on 19 October 2026 with GSR's approval, when the effort-per-case metric was removed): the full map proceeds if at least three of metrics 1–4 are met</w:t>
+      </w:r>
+      <w:r>
+        <w:rPr>
+          <w:rFonts w:ascii="Calibri" w:cs="Calibri" w:eastAsia="Calibri" w:hAnsi="Calibri"/>
+          <w:sz w:val="20"/>
+          <w:szCs w:val="20"/>
+        </w:rPr>
+        <w:t xml:space="preserve"> and the Week 3 method fixes need no redesign of the taxonomy or evidence scale. GSR has final authority.</w:t>
       </w:r>
       <w:r>
         <w:rPr>
@@ -12361,7 +12159,7 @@
           <w:sz w:val="20"/>
           <w:szCs w:val="20"/>
         </w:rPr>
-        <w:t xml:space="preserve"> Metric 6 is interpreted cautiously, because cases that scale tend to generate more evidence, so the direction of cause is unclear, and the sample is small.</w:t>
+        <w:t xml:space="preserve"> Metric 5 is interpreted cautiously, because cases that scale tend to generate more evidence, so the direction of cause is unclear, and the sample is small.</w:t>
       </w:r>
     </w:p>
     <w:p>
@@ -12445,7 +12243,7 @@
           <w:sz w:val="20"/>
           <w:szCs w:val="20"/>
         </w:rPr>
-        <w:t xml:space="preserve">Metric 6 using the most conservative status reading (low-confidence cases treated as “unknown”)</w:t>
+        <w:t xml:space="preserve">Metric 5 using the most conservative status reading (low-confidence cases treated as “unknown”)</w:t>
       </w:r>
     </w:p>
     <w:p>
@@ -19308,7 +19106,7 @@
                 <w:sz w:val="17"/>
                 <w:szCs w:val="17"/>
               </w:rPr>
-              <w:t xml:space="preserve">Wide agreement confidence intervals; metric 6 is only indicative</w:t>
+              <w:t xml:space="preserve">Wide agreement confidence intervals; metric 5 is only indicative</w:t>
             </w:r>
           </w:p>
         </w:tc>
@@ -21314,7 +21112,7 @@
           <w:sz w:val="20"/>
           <w:szCs w:val="20"/>
         </w:rPr>
-        <w:t xml:space="preserve">An indicative 12–18 weeks for the full map was proposed at the scoping stage. This will be re-estimated from the pilot’s effort-per-case results (metric 5).</w:t>
+        <w:t xml:space="preserve">An indicative 12–18 weeks for the full map was proposed at the scoping stage. This will be re-estimated after the pilot.</w:t>
       </w:r>
     </w:p>
     <w:p>
